--- a/a7/packages/A7 Unit 6 - Relationships in Triangles/Lessons/6.06/A7 6.06 Real-World Coordinate-Plane Problems; Perimeter - Lesson Plan.docx
+++ b/a7/packages/A7 Unit 6 - Relationships in Triangles/Lessons/6.06/A7 6.06 Real-World Coordinate-Plane Problems; Perimeter - Lesson Plan.docx
@@ -4650,7 +4650,7 @@
                 <w:color w:val="1A1A1A"/>
                 <w:sz w:val="18"/>
               </w:rPr>
-              <w:t>13 or 17 — one path, not how much shorter [the question asks a difference]; 30 — added the two paths [the question asks a difference]; 2 across, from 7 − 5 [Source of Truth, GR.1.2: integer errors across an axis]</w:t>
+              <w:t>13 or 17 — one path, not how much shorter [the question asks a difference]; 30 — added the two paths [the question asks a difference]; 2 across, from 7 − 5 [Florida B1G-M, GR.1.2: integer errors across an axis]</w:t>
             </w:r>
           </w:p>
         </w:tc>
@@ -4994,7 +4994,7 @@
                 <w:color w:val="1A1A1A"/>
                 <w:sz w:val="18"/>
               </w:rPr>
-              <w:t>14 — added the legs: the paths, not the straight line [MA.8.GR.1.2]; √26 — 4 − 5 = 1 for the across leg [Source of Truth, GR.1.2: integer errors across an axis]</w:t>
+              <w:t>14 — added the legs: the paths, not the straight line [MA.8.GR.1.2]; √26 — 4 − 5 = 1 for the across leg [Florida B1G-M, GR.1.2: integer errors across an axis]</w:t>
             </w:r>
           </w:p>
         </w:tc>

--- a/a7/packages/A7 Unit 6 - Relationships in Triangles/Lessons/6.06/A7 6.06 Real-World Coordinate-Plane Problems; Perimeter - Lesson Plan.docx
+++ b/a7/packages/A7 Unit 6 - Relationships in Triangles/Lessons/6.06/A7 6.06 Real-World Coordinate-Plane Problems; Perimeter - Lesson Plan.docx
@@ -1843,7 +1843,7 @@
                 <w:color w:val="1A1A1A"/>
                 <w:sz w:val="19"/>
               </w:rPr>
-              <w:t>Teach from the front. Expand once per law; say the OFF line out loud.</w:t>
+              <w:t>Teach from the front; say the OFF line out loud.</w:t>
             </w:r>
           </w:p>
         </w:tc>
@@ -5786,7 +5786,7 @@
                 <w:color w:val="1A1A1A"/>
                 <w:sz w:val="21"/>
               </w:rPr>
-              <w:t xml:space="preserve">  The six-question independent set is worked silently in class; whatever is not finished goes home. IXL, all skills required to a SmartScore of 67, due at the start of the next class: Pythagorean theorem: find the perimeter — VGE.</w:t>
+              <w:t xml:space="preserve">  The six-question independent set is worked silently in class; whatever is not finished goes home. IXL, all skills required to a SmartScore of 67, due by the Unit 6 test: Pythagorean theorem: find the perimeter — VGE.</w:t>
             </w:r>
           </w:p>
         </w:tc>

--- a/a7/packages/A7 Unit 6 - Relationships in Triangles/Lessons/6.06/A7 6.06 Real-World Coordinate-Plane Problems; Perimeter - Lesson Plan.docx
+++ b/a7/packages/A7 Unit 6 - Relationships in Triangles/Lessons/6.06/A7 6.06 Real-World Coordinate-Plane Problems; Perimeter - Lesson Plan.docx
@@ -677,7 +677,7 @@
                 <w:color w:val="1A1A1A"/>
                 <w:sz w:val="21"/>
               </w:rPr>
-              <w:t xml:space="preserve">  The distance formula (Clarification 2); radicands over 225 or with a square factor; combining radicals (√34 + √34 is two lengths added, not 2√34 — Algebra 1).</w:t>
+              <w:t xml:space="preserve">  The distance formula (Clarification 2); radicands over 225; simplifying or combining radicals (√34 + √34 is two lengths added, not 2√34 — Algebra 1).</w:t>
             </w:r>
           </w:p>
         </w:tc>
@@ -1714,7 +1714,7 @@
                 <w:color w:val="1A1A1A"/>
                 <w:sz w:val="19"/>
               </w:rPr>
-              <w:t>Two minutes silent, then reveal. One sentence of reteach per question at most. Then the new words, read once.</w:t>
+              <w:t>Silent, then reveal. One sentence of reteach per question at most. Then the new words, read once.</w:t>
             </w:r>
           </w:p>
         </w:tc>
@@ -1843,7 +1843,7 @@
                 <w:color w:val="1A1A1A"/>
                 <w:sz w:val="19"/>
               </w:rPr>
-              <w:t>Teach from the front; say the OFF line out loud.</w:t>
+              <w:t>Teach from the front; say the off-slide sentence out loud.</w:t>
             </w:r>
           </w:p>
         </w:tc>
@@ -2777,7 +2777,7 @@
                 <w:color w:val="1A1A1A"/>
                 <w:sz w:val="19"/>
               </w:rPr>
-              <w:t>Start the skills; finish tonight.</w:t>
+              <w:t>Start the skills; due by the Unit 6 test.</w:t>
             </w:r>
           </w:p>
         </w:tc>
@@ -2972,7 +2972,7 @@
                 <w:color w:val="1A1A1A"/>
                 <w:sz w:val="21"/>
               </w:rPr>
-              <w:t xml:space="preserve">  The Notes slides and the worked half of each Example: the teacher writes, the class copies, and the OFF line is said out loud rather than printed.</w:t>
+              <w:t xml:space="preserve">  The Notes slides and the worked half of each Example: the teacher writes, the class copies, and the off-slide sentence is said out loud rather than printed.</w:t>
             </w:r>
           </w:p>
           <w:p>
@@ -3604,7 +3604,7 @@
             <w:r>
               <w:drawing>
                 <wp:inline xmlns:a="http://schemas.openxmlformats.org/drawingml/2006/main" xmlns:pic="http://schemas.openxmlformats.org/drawingml/2006/picture">
-                  <wp:extent cx="719328" cy="146304"/>
+                  <wp:extent cx="670560" cy="146304"/>
                   <wp:docPr id="1" name="Picture 1"/>
                   <wp:cNvGraphicFramePr>
                     <a:graphicFrameLocks noChangeAspect="1"/>
@@ -3613,7 +3613,7 @@
                     <a:graphicData uri="http://schemas.openxmlformats.org/drawingml/2006/picture">
                       <pic:pic>
                         <pic:nvPicPr>
-                          <pic:cNvPr id="0" name="84c5ff19841e0c5f.png"/>
+                          <pic:cNvPr id="0" name="b359e97f4e877ae8.png"/>
                           <pic:cNvPicPr/>
                         </pic:nvPicPr>
                         <pic:blipFill>
@@ -3625,7 +3625,7 @@
                         <pic:spPr>
                           <a:xfrm>
                             <a:off x="0" y="0"/>
-                            <a:ext cx="719328" cy="146304"/>
+                            <a:ext cx="670560" cy="146304"/>
                           </a:xfrm>
                           <a:prstGeom prst="rect"/>
                         </pic:spPr>
@@ -3647,7 +3647,7 @@
             <w:r>
               <w:drawing>
                 <wp:inline xmlns:a="http://schemas.openxmlformats.org/drawingml/2006/main" xmlns:pic="http://schemas.openxmlformats.org/drawingml/2006/picture">
-                  <wp:extent cx="597408" cy="146304"/>
+                  <wp:extent cx="551688" cy="146304"/>
                   <wp:docPr id="2" name="Picture 2"/>
                   <wp:cNvGraphicFramePr>
                     <a:graphicFrameLocks noChangeAspect="1"/>
@@ -3656,7 +3656,7 @@
                     <a:graphicData uri="http://schemas.openxmlformats.org/drawingml/2006/picture">
                       <pic:pic>
                         <pic:nvPicPr>
-                          <pic:cNvPr id="0" name="55f2997c016d107f.png"/>
+                          <pic:cNvPr id="0" name="3d944b97fe331567.png"/>
                           <pic:cNvPicPr/>
                         </pic:nvPicPr>
                         <pic:blipFill>
@@ -3668,7 +3668,7 @@
                         <pic:spPr>
                           <a:xfrm>
                             <a:off x="0" y="0"/>
-                            <a:ext cx="597408" cy="146304"/>
+                            <a:ext cx="551688" cy="146304"/>
                           </a:xfrm>
                           <a:prstGeom prst="rect"/>
                         </pic:spPr>
@@ -3862,7 +3862,7 @@
             <w:r>
               <w:drawing>
                 <wp:inline xmlns:a="http://schemas.openxmlformats.org/drawingml/2006/main" xmlns:pic="http://schemas.openxmlformats.org/drawingml/2006/picture">
-                  <wp:extent cx="600456" cy="143256"/>
+                  <wp:extent cx="551688" cy="143256"/>
                   <wp:docPr id="4" name="Picture 4"/>
                   <wp:cNvGraphicFramePr>
                     <a:graphicFrameLocks noChangeAspect="1"/>
@@ -3871,7 +3871,7 @@
                     <a:graphicData uri="http://schemas.openxmlformats.org/drawingml/2006/picture">
                       <pic:pic>
                         <pic:nvPicPr>
-                          <pic:cNvPr id="0" name="24f6e77e4009bbcd.png"/>
+                          <pic:cNvPr id="0" name="22e5ef0b35660cc7.png"/>
                           <pic:cNvPicPr/>
                         </pic:nvPicPr>
                         <pic:blipFill>
@@ -3883,7 +3883,7 @@
                         <pic:spPr>
                           <a:xfrm>
                             <a:off x="0" y="0"/>
-                            <a:ext cx="600456" cy="143256"/>
+                            <a:ext cx="551688" cy="143256"/>
                           </a:xfrm>
                           <a:prstGeom prst="rect"/>
                         </pic:spPr>
@@ -3905,7 +3905,7 @@
             <w:r>
               <w:drawing>
                 <wp:inline xmlns:a="http://schemas.openxmlformats.org/drawingml/2006/main" xmlns:pic="http://schemas.openxmlformats.org/drawingml/2006/picture">
-                  <wp:extent cx="487680" cy="143256"/>
+                  <wp:extent cx="438912" cy="143256"/>
                   <wp:docPr id="5" name="Picture 5"/>
                   <wp:cNvGraphicFramePr>
                     <a:graphicFrameLocks noChangeAspect="1"/>
@@ -3914,7 +3914,7 @@
                     <a:graphicData uri="http://schemas.openxmlformats.org/drawingml/2006/picture">
                       <pic:pic>
                         <pic:nvPicPr>
-                          <pic:cNvPr id="0" name="22ab067017f253fe.png"/>
+                          <pic:cNvPr id="0" name="f1da6664e73b5df5.png"/>
                           <pic:cNvPicPr/>
                         </pic:nvPicPr>
                         <pic:blipFill>
@@ -3926,7 +3926,7 @@
                         <pic:spPr>
                           <a:xfrm>
                             <a:off x="0" y="0"/>
-                            <a:ext cx="487680" cy="143256"/>
+                            <a:ext cx="438912" cy="143256"/>
                           </a:xfrm>
                           <a:prstGeom prst="rect"/>
                         </pic:spPr>
@@ -4120,7 +4120,7 @@
             <w:r>
               <w:drawing>
                 <wp:inline xmlns:a="http://schemas.openxmlformats.org/drawingml/2006/main" xmlns:pic="http://schemas.openxmlformats.org/drawingml/2006/picture">
-                  <wp:extent cx="719328" cy="146304"/>
+                  <wp:extent cx="670560" cy="146304"/>
                   <wp:docPr id="7" name="Picture 7"/>
                   <wp:cNvGraphicFramePr>
                     <a:graphicFrameLocks noChangeAspect="1"/>
@@ -4129,7 +4129,7 @@
                     <a:graphicData uri="http://schemas.openxmlformats.org/drawingml/2006/picture">
                       <pic:pic>
                         <pic:nvPicPr>
-                          <pic:cNvPr id="0" name="debeaf50cde42a2c.png"/>
+                          <pic:cNvPr id="0" name="cad482aa6b2a7158.png"/>
                           <pic:cNvPicPr/>
                         </pic:nvPicPr>
                         <pic:blipFill>
@@ -4141,7 +4141,7 @@
                         <pic:spPr>
                           <a:xfrm>
                             <a:off x="0" y="0"/>
-                            <a:ext cx="719328" cy="146304"/>
+                            <a:ext cx="670560" cy="146304"/>
                           </a:xfrm>
                           <a:prstGeom prst="rect"/>
                         </pic:spPr>
@@ -4163,7 +4163,7 @@
             <w:r>
               <w:drawing>
                 <wp:inline xmlns:a="http://schemas.openxmlformats.org/drawingml/2006/main" xmlns:pic="http://schemas.openxmlformats.org/drawingml/2006/picture">
-                  <wp:extent cx="679704" cy="146304"/>
+                  <wp:extent cx="633984" cy="146304"/>
                   <wp:docPr id="8" name="Picture 8"/>
                   <wp:cNvGraphicFramePr>
                     <a:graphicFrameLocks noChangeAspect="1"/>
@@ -4172,7 +4172,7 @@
                     <a:graphicData uri="http://schemas.openxmlformats.org/drawingml/2006/picture">
                       <pic:pic>
                         <pic:nvPicPr>
-                          <pic:cNvPr id="0" name="ca346af309ec9d10.png"/>
+                          <pic:cNvPr id="0" name="89103489c8157c31.png"/>
                           <pic:cNvPicPr/>
                         </pic:nvPicPr>
                         <pic:blipFill>
@@ -4184,7 +4184,7 @@
                         <pic:spPr>
                           <a:xfrm>
                             <a:off x="0" y="0"/>
-                            <a:ext cx="679704" cy="146304"/>
+                            <a:ext cx="633984" cy="146304"/>
                           </a:xfrm>
                           <a:prstGeom prst="rect"/>
                         </pic:spPr>
@@ -4306,7 +4306,7 @@
                 <w:color w:val="1A1A1A"/>
                 <w:sz w:val="18"/>
               </w:rPr>
-              <w:t>40 — took both slanted sides as 13, as if the height split the base in half [the foot is at (1, −6): 5 and 9]; a perimeter with 12 in it — the height is inside the triangle, not a side [B1G-M, GR.1.2: the theorem on a triangle with no right angle]</w:t>
+              <w:t>41.8 — halved the base, 7 and 7, as Notes III's triangle allowed: 14 + 2√193 [the foot is at (1, −6): 5 and 9]; 40 — copied AC's 13 onto BC; a perimeter with 12 in it — the height is inside the triangle, not a side [B1G-M, GR.1.2: the theorem on a triangle with no right angle]</w:t>
             </w:r>
           </w:p>
         </w:tc>
@@ -4507,7 +4507,7 @@
             <w:r>
               <w:drawing>
                 <wp:inline xmlns:a="http://schemas.openxmlformats.org/drawingml/2006/main" xmlns:pic="http://schemas.openxmlformats.org/drawingml/2006/picture">
-                  <wp:extent cx="600456" cy="143256"/>
+                  <wp:extent cx="551688" cy="143256"/>
                   <wp:docPr id="10" name="Picture 10"/>
                   <wp:cNvGraphicFramePr>
                     <a:graphicFrameLocks noChangeAspect="1"/>
@@ -4516,7 +4516,7 @@
                     <a:graphicData uri="http://schemas.openxmlformats.org/drawingml/2006/picture">
                       <pic:pic>
                         <pic:nvPicPr>
-                          <pic:cNvPr id="0" name="4786d34633ccd0b7.png"/>
+                          <pic:cNvPr id="0" name="619a751c99ac6560.png"/>
                           <pic:cNvPicPr/>
                         </pic:nvPicPr>
                         <pic:blipFill>
@@ -4528,7 +4528,7 @@
                         <pic:spPr>
                           <a:xfrm>
                             <a:off x="0" y="0"/>
-                            <a:ext cx="600456" cy="143256"/>
+                            <a:ext cx="551688" cy="143256"/>
                           </a:xfrm>
                           <a:prstGeom prst="rect"/>
                         </pic:spPr>
@@ -4894,7 +4894,7 @@
             <w:r>
               <w:drawing>
                 <wp:inline xmlns:a="http://schemas.openxmlformats.org/drawingml/2006/main" xmlns:pic="http://schemas.openxmlformats.org/drawingml/2006/picture">
-                  <wp:extent cx="487680" cy="143256"/>
+                  <wp:extent cx="438912" cy="143256"/>
                   <wp:docPr id="13" name="Picture 13"/>
                   <wp:cNvGraphicFramePr>
                     <a:graphicFrameLocks noChangeAspect="1"/>
@@ -4903,7 +4903,7 @@
                     <a:graphicData uri="http://schemas.openxmlformats.org/drawingml/2006/picture">
                       <pic:pic>
                         <pic:nvPicPr>
-                          <pic:cNvPr id="0" name="b10bfc61f7b5397a.png"/>
+                          <pic:cNvPr id="0" name="ef29fdeee9653ea2.png"/>
                           <pic:cNvPicPr/>
                         </pic:nvPicPr>
                         <pic:blipFill>
@@ -4915,7 +4915,7 @@
                         <pic:spPr>
                           <a:xfrm>
                             <a:off x="0" y="0"/>
-                            <a:ext cx="487680" cy="143256"/>
+                            <a:ext cx="438912" cy="143256"/>
                           </a:xfrm>
                           <a:prstGeom prst="rect"/>
                         </pic:spPr>
@@ -5066,7 +5066,7 @@
             <w:r>
               <w:drawing>
                 <wp:inline xmlns:a="http://schemas.openxmlformats.org/drawingml/2006/main" xmlns:pic="http://schemas.openxmlformats.org/drawingml/2006/picture">
-                  <wp:extent cx="600456" cy="146304"/>
+                  <wp:extent cx="551688" cy="146304"/>
                   <wp:docPr id="14" name="Picture 14"/>
                   <wp:cNvGraphicFramePr>
                     <a:graphicFrameLocks noChangeAspect="1"/>
@@ -5075,7 +5075,7 @@
                     <a:graphicData uri="http://schemas.openxmlformats.org/drawingml/2006/picture">
                       <pic:pic>
                         <pic:nvPicPr>
-                          <pic:cNvPr id="0" name="fa12960b8dbdd3d2.png"/>
+                          <pic:cNvPr id="0" name="72dfabd0cf835277.png"/>
                           <pic:cNvPicPr/>
                         </pic:nvPicPr>
                         <pic:blipFill>
@@ -5087,7 +5087,7 @@
                         <pic:spPr>
                           <a:xfrm>
                             <a:off x="0" y="0"/>
-                            <a:ext cx="600456" cy="146304"/>
+                            <a:ext cx="551688" cy="146304"/>
                           </a:xfrm>
                           <a:prstGeom prst="rect"/>
                         </pic:spPr>
